--- a/app/ferramentas/nucleo_relatorios/config/templates/condenacao.docx
+++ b/app/ferramentas/nucleo_relatorios/config/templates/condenacao.docx
@@ -214,7 +214,7 @@
         <w:jc w:val="both"/>
       </w:pPr>
       <w:r>
-        <w:t>{{ parecer }}</w:t>
+        <w:t>{{r parecer }}</w:t>
       </w:r>
     </w:p>
     <w:p>
